--- a/Rapid Cortex Internal Docs/Hiring Documents/Rapid_Cortex_Conflict_of_Interest_Disclosure.docx
+++ b/Rapid Cortex Internal Docs/Hiring Documents/Rapid_Cortex_Conflict_of_Interest_Disclosure.docx
@@ -24,7 +24,7 @@
           <w:sz w:val="56"/>
           <w:szCs w:val="56"/>
         </w:rPr>
-        <w:t xml:space="preserve">RAPID CORTEX</w:t>
+        <w:t xml:space="preserve">NEXCORT IQ</w:t>
       </w:r>
     </w:p>
     <w:p>
@@ -161,7 +161,7 @@
                 <w:sz w:val="18"/>
                 <w:szCs w:val="18"/>
               </w:rPr>
-              <w:t xml:space="preserve">Rapid Cortex and Apps on Demand LLC require all advisory board members and co-founders to complete this Conflict of Interest Disclosure Form prior to executing any advisory agreement, equity grant, or co-founder agreement. This form ensures that all existing commitments, obligations, and potential conflicts are identified, evaluated, and documented before the advisory relationship begins. Failure to disclose a material conflict may result in termination of the advisory relationship and forfeiture of any vested or unvested equity.</w:t>
+              <w:t xml:space="preserve">NexCort iQ and Apps on Demand LLC require all advisory board members and co-founders to complete this Conflict of Interest Disclosure Form prior to executing any advisory agreement, equity grant, or co-founder agreement. This form ensures that all existing commitments, obligations, and potential conflicts are identified, evaluated, and documented before the advisory relationship begins. Failure to disclose a material conflict may result in termination of the advisory relationship and forfeiture of any vested or unvested equity.</w:t>
             </w:r>
           </w:p>
         </w:tc>
@@ -370,7 +370,7 @@
                 <w:sz w:val="18"/>
                 <w:szCs w:val="18"/>
               </w:rPr>
-              <w:t xml:space="preserve">Role at Rapid Cortex</w:t>
+              <w:t xml:space="preserve">Role at NexCort iQ</w:t>
             </w:r>
           </w:p>
         </w:tc>
@@ -2071,7 +2071,7 @@
                 <w:sz w:val="18"/>
                 <w:szCs w:val="18"/>
               </w:rPr>
-              <w:t xml:space="preserve">Are you subject to any IP assignment or invention disclosure obligations that could apply to work done for Rapid Cortex?</w:t>
+              <w:t xml:space="preserve">Are you subject to any IP assignment or invention disclosure obligations that could apply to work done for NexCort iQ?</w:t>
             </w:r>
           </w:p>
         </w:tc>
@@ -2318,7 +2318,7 @@
                 <w:sz w:val="18"/>
                 <w:szCs w:val="18"/>
               </w:rPr>
-              <w:t xml:space="preserve">Do you have any confidentiality agreements that restrict what you can share with Rapid Cortex?</w:t>
+              <w:t xml:space="preserve">Do you have any confidentiality agreements that restrict what you can share with NexCort iQ?</w:t>
             </w:r>
           </w:p>
         </w:tc>
@@ -2593,7 +2593,7 @@
           <w:sz w:val="18"/>
           <w:szCs w:val="18"/>
         </w:rPr>
-        <w:t xml:space="preserve">Disclose any financial interest, ownership stake, advisory role, or employment at any company that competes with or operates in the same markets as Rapid Cortex. Rapid Cortex markets include: 911 and emergency communications, campus safety, venue security, emergency management, GovTech SaaS, AI-powered public safety technology, and real-time communications platforms.</w:t>
+        <w:t xml:space="preserve">Disclose any financial interest, ownership stake, advisory role, or employment at any company that competes with or operates in the same markets as NexCort iQ. NexCort iQ markets include: 911 and emergency communications, campus safety, venue security, emergency management, GovTech SaaS, AI-powered public safety technology, and real-time communications platforms.</w:t>
       </w:r>
     </w:p>
     <w:tbl>
@@ -2644,7 +2644,7 @@
                 <w:sz w:val="18"/>
                 <w:szCs w:val="18"/>
               </w:rPr>
-              <w:t xml:space="preserve">Do you have any ownership, equity, or financial interest in a company that competes with Rapid Cortex?</w:t>
+              <w:t xml:space="preserve">Do you have any ownership, equity, or financial interest in a company that competes with NexCort iQ?</w:t>
             </w:r>
           </w:p>
         </w:tc>
@@ -2891,7 +2891,7 @@
                 <w:sz w:val="18"/>
                 <w:szCs w:val="18"/>
               </w:rPr>
-              <w:t xml:space="preserve">Do you currently advise, consult for, or sit on the board of any company in Rapid Cortex's markets?</w:t>
+              <w:t xml:space="preserve">Do you currently advise, consult for, or sit on the board of any company in NexCort iQ's markets?</w:t>
             </w:r>
           </w:p>
         </w:tc>
@@ -3138,7 +3138,7 @@
                 <w:sz w:val="18"/>
                 <w:szCs w:val="18"/>
               </w:rPr>
-              <w:t xml:space="preserve">Are any of your current clients or employers direct competitors of Rapid Cortex?</w:t>
+              <w:t xml:space="preserve">Are any of your current clients or employers direct competitors of NexCort iQ?</w:t>
             </w:r>
           </w:p>
         </w:tc>
@@ -3385,7 +3385,7 @@
                 <w:sz w:val="18"/>
                 <w:szCs w:val="18"/>
               </w:rPr>
-              <w:t xml:space="preserve">Do you have any personal relationships (family, business partner, significant other) with employees, officers, or investors of a Rapid Cortex competitor?</w:t>
+              <w:t xml:space="preserve">Do you have any personal relationships (family, business partner, significant other) with employees, officers, or investors of a NexCort iQ competitor?</w:t>
             </w:r>
           </w:p>
         </w:tc>
@@ -3655,7 +3655,7 @@
           <w:sz w:val="18"/>
           <w:szCs w:val="18"/>
         </w:rPr>
-        <w:t xml:space="preserve">This section applies to advisors whose prior employer operated in a closely adjacent market to Rapid Cortex. Complete this section fully even if you believe no conflict exists.</w:t>
+        <w:t xml:space="preserve">This section applies to advisors whose prior employer operated in a closely adjacent market to NexCort iQ. Complete this section fully even if you believe no conflict exists.</w:t>
       </w:r>
     </w:p>
     <w:tbl>
@@ -3886,7 +3886,7 @@
                 <w:sz w:val="18"/>
                 <w:szCs w:val="18"/>
               </w:rPr>
-              <w:t xml:space="preserve">Did you have access to proprietary technology, source code, algorithms, or platform architecture at that employer that could inform work done for Rapid Cortex?</w:t>
+              <w:t xml:space="preserve">Did you have access to proprietary technology, source code, algorithms, or platform architecture at that employer that could inform work done for NexCort iQ?</w:t>
             </w:r>
           </w:p>
         </w:tc>
@@ -4380,7 +4380,7 @@
                 <w:sz w:val="18"/>
                 <w:szCs w:val="18"/>
               </w:rPr>
-              <w:t xml:space="preserve">Are you aware of any ongoing legal dispute, investigation, or claim involving your prior employer that could affect your relationship with Rapid Cortex?</w:t>
+              <w:t xml:space="preserve">Are you aware of any ongoing legal dispute, investigation, or claim involving your prior employer that could affect your relationship with NexCort iQ?</w:t>
             </w:r>
           </w:p>
         </w:tc>
@@ -4684,7 +4684,7 @@
                 <w:sz w:val="18"/>
                 <w:szCs w:val="18"/>
               </w:rPr>
-              <w:t xml:space="preserve">Do you have any investment or financial interest (direct or through a fund) in any company that Rapid Cortex may seek investment from?</w:t>
+              <w:t xml:space="preserve">Do you have any investment or financial interest (direct or through a fund) in any company that NexCort iQ may seek investment from?</w:t>
             </w:r>
           </w:p>
         </w:tc>
@@ -4931,7 +4931,7 @@
                 <w:sz w:val="18"/>
                 <w:szCs w:val="18"/>
               </w:rPr>
-              <w:t xml:space="preserve">Are you currently raising capital for any company or fund that competes with Rapid Cortex for the same investor pool?</w:t>
+              <w:t xml:space="preserve">Are you currently raising capital for any company or fund that competes with NexCort iQ for the same investor pool?</w:t>
             </w:r>
           </w:p>
         </w:tc>
@@ -5178,7 +5178,7 @@
                 <w:sz w:val="18"/>
                 <w:szCs w:val="18"/>
               </w:rPr>
-              <w:t xml:space="preserve">Do you have any obligation to present investment opportunities to a fund, LP, or employer before presenting them to Rapid Cortex?</w:t>
+              <w:t xml:space="preserve">Do you have any obligation to present investment opportunities to a fund, LP, or employer before presenting them to NexCort iQ?</w:t>
             </w:r>
           </w:p>
         </w:tc>
@@ -5469,7 +5469,7 @@
           <w:sz w:val="20"/>
           <w:szCs w:val="20"/>
         </w:rPr>
-        <w:t xml:space="preserve">You will notify Rapid Cortex in writing within 10 business days of becoming aware of any new conflict of interest or change in circumstances that could affect this disclosure.</w:t>
+        <w:t xml:space="preserve">You will notify NexCort iQ in writing within 10 business days of becoming aware of any new conflict of interest or change in circumstances that could affect this disclosure.</w:t>
       </w:r>
     </w:p>
     <w:p>
@@ -5490,7 +5490,7 @@
           <w:sz w:val="20"/>
           <w:szCs w:val="20"/>
         </w:rPr>
-        <w:t xml:space="preserve">You will not accept any new advisory, board, consulting, or employment role with a company in Rapid Cortex's markets without first disclosing it to Rapid Cortex leadership.</w:t>
+        <w:t xml:space="preserve">You will not accept any new advisory, board, consulting, or employment role with a company in NexCort iQ's markets without first disclosing it to NexCort iQ leadership.</w:t>
       </w:r>
     </w:p>
     <w:p>
@@ -5532,7 +5532,7 @@
           <w:sz w:val="20"/>
           <w:szCs w:val="20"/>
         </w:rPr>
-        <w:t xml:space="preserve">You will complete an updated Conflict of Interest Disclosure Form annually or upon request by Rapid Cortex leadership.</w:t>
+        <w:t xml:space="preserve">You will complete an updated Conflict of Interest Disclosure Form annually or upon request by NexCort iQ leadership.</w:t>
       </w:r>
     </w:p>
     <w:p>
@@ -5643,7 +5643,7 @@
                 <w:sz w:val="19"/>
                 <w:szCs w:val="19"/>
               </w:rPr>
-              <w:t xml:space="preserve">I certify that the information provided in this Conflict of Interest Disclosure Form is true, complete, and accurate to the best of my knowledge. I understand that any material omission or misrepresentation may result in the immediate termination of my advisory relationship with Rapid Cortex and forfeiture of any equity granted. I agree to promptly disclose any future conflicts or changes in circumstances that could affect this disclosure.</w:t>
+              <w:t xml:space="preserve">I certify that the information provided in this Conflict of Interest Disclosure Form is true, complete, and accurate to the best of my knowledge. I understand that any material omission or misrepresentation may result in the immediate termination of my advisory relationship with NexCort iQ and forfeiture of any equity granted. I agree to promptly disclose any future conflicts or changes in circumstances that could affect this disclosure.</w:t>
             </w:r>
           </w:p>
         </w:tc>
@@ -5980,7 +5980,7 @@
                 <w:sz w:val="16"/>
                 <w:szCs w:val="16"/>
               </w:rPr>
-              <w:t xml:space="preserve">Role at Rapid Cortex</w:t>
+              <w:t xml:space="preserve">Role at NexCort iQ</w:t>
             </w:r>
           </w:p>
         </w:tc>
@@ -6089,7 +6089,7 @@
           <w:sz w:val="18"/>
           <w:szCs w:val="18"/>
         </w:rPr>
-        <w:t xml:space="preserve">RECEIVED AND ACKNOWLEDGED BY RAPID CORTEX:</w:t>
+        <w:t xml:space="preserve">RECEIVED AND ACKNOWLEDGED BY NEXCORT IQ:</w:t>
       </w:r>
     </w:p>
     <w:tbl>
@@ -6149,7 +6149,7 @@
                 <w:sz w:val="16"/>
                 <w:szCs w:val="16"/>
               </w:rPr>
-              <w:t xml:space="preserve">Founder &amp; CEO, Rapid Cortex / Apps on Demand LLC</w:t>
+              <w:t xml:space="preserve">Founder &amp; CEO, NexCort iQ / Apps on Demand LLC</w:t>
             </w:r>
           </w:p>
         </w:tc>
@@ -6240,7 +6240,7 @@
           <w:sz w:val="16"/>
           <w:szCs w:val="16"/>
         </w:rPr>
-        <w:t xml:space="preserve">Rapid Cortex  |  Apps on Demand LLC  |  Conflict of Interest Disclosure Form  |  Confidential</w:t>
+        <w:t xml:space="preserve">NexCort iQ  |  Apps on Demand LLC  |  Conflict of Interest Disclosure Form  |  Confidential</w:t>
       </w:r>
     </w:p>
     <w:sectPr>
